--- a/documentation/technical-document/Technical_Document_EN.docx
+++ b/documentation/technical-document/Technical_Document_EN.docx
@@ -190,7 +190,7 @@
           <w:i w:val="false"/>
           <w:iCs w:val="false"/>
         </w:rPr>
-        <w:t xml:space="preserve">Falls are the leading cause of serious injury and accidental death among the elderly, with roughly 646,000 fatal falls per year worldwide (WHO, 2021). Beyond the impact itself, a prolonged time on the floor without help — the so-called “long-lie” — significantly worsens the clinical outcome and can be fatal even when the fall caused no direct injury.</w:t>
+        <w:t xml:space="preserve">Falls are the leading cause of serious injury and accidental death among the elderly, with roughly 684,000 fatal falls per year worldwide (WHO, 2021). Beyond the impact itself, a prolonged time on the floor without help — the so-called “long-lie” — significantly worsens the clinical outcome and can be fatal even when the fall caused no direct injury.</w:t>
       </w:r>
     </w:p>
     <w:p>
@@ -239,7 +239,7 @@
       <w:r>
         <w:drawing>
           <wp:inline distT="0" distB="0" distL="0" distR="0">
-            <wp:extent cx="5715000" cy="3162300"/>
+            <wp:extent cx="5715000" cy="3214688"/>
             <wp:effectExtent t="0" r="0" b="0" l="0"/>
             <wp:docPr id="1" name="" descr="" title=""/>
             <wp:cNvGraphicFramePr>
@@ -264,7 +264,7 @@
                   <pic:spPr bwMode="auto">
                     <a:xfrm>
                       <a:off x="0" y="0"/>
-                      <a:ext cx="5715000" cy="3162300"/>
+                      <a:ext cx="5715000" cy="3214688"/>
                     </a:xfrm>
                     <a:prstGeom prst="rect">
                       <a:avLst/>
@@ -2257,7 +2257,7 @@
           <w:i w:val="false"/>
           <w:iCs w:val="false"/>
         </w:rPr>
-        <w:t xml:space="preserve">The server is a Raspberry Pi 3B+ running Home Assistant OS with the Mosquitto MQTT broker. The ESP32 publishes to the topics below; automations in Home Assistant react and send a persistent notification to the caregiver's phone (which does not disappear until acknowledged).</w:t>
+        <w:t xml:space="preserve">The server is a Raspberry Pi 3B+ running Home Assistant OS (Nabu Casa, 2023) with the Mosquitto MQTT broker, which implements the MQTT publish/subscribe protocol (Banks &amp; Gupta, 2014). The ESP32 (Espressif, 2023) publishes to the topics below; automations in Home Assistant react and send a persistent notification to the caregiver's phone (which does not disappear until acknowledged).</w:t>
       </w:r>
     </w:p>
     <w:tbl>
